--- a/word_reports/LP_0150_위치_354_Gasparin Y Su Conjunto_Fe.docx
+++ b/word_reports/LP_0150_위치_354_Gasparin Y Su Conjunto_Fe.docx
@@ -4,7 +4,7 @@
   <w:body>
     <w:p>
       <w:pPr>
-        <w:spacing w:after="280"/>
+        <w:spacing w:after="80"/>
       </w:pPr>
       <w:r>
         <w:rPr w:rFonts="맑은 고딕">
@@ -13,94 +13,47 @@
           <w:color w:val="1E3A8A"/>
           <w:sz w:val="30"/>
         </w:rPr>
-        <w:t>[354] Gasparin Y Su Conjunto - Felices Fiestas Amigos, Cafe</w:t>
+        <w:t>Gasparin Y Su Conjunto (가스파린 Y 수 콘준토) - Felices Fiestas Amigos, Cafe</w:t>
       </w:r>
     </w:p>
     <w:p>
       <w:pPr>
-        <w:spacing w:after="320"/>
+        <w:spacing w:after="240"/>
       </w:pPr>
       <w:r>
         <w:rPr w:rFonts="맑은 고딕">
           <w:rFonts w:ascii="맑은 고딕" w:hAnsi="맑은 고딕" w:eastAsia="맑은 고딕"/>
           <w:b/>
-          <w:sz w:val="20"/>
+          <w:color w:val="4B5563"/>
+          <w:sz w:val="22"/>
         </w:rPr>
-        <w:t>■ 위치 : 354</w:t>
-        <w:br/>
-      </w:r>
-      <w:r>
-        <w:rPr w:rFonts="맑은 고딕">
-          <w:rFonts w:ascii="맑은 고딕" w:hAnsi="맑은 고딕" w:eastAsia="맑은 고딕"/>
-          <w:b/>
-          <w:sz w:val="20"/>
-        </w:rPr>
-        <w:t>■ 아티스트 : Gasparin Y Su Conjunto</w:t>
-        <w:br/>
-      </w:r>
-      <w:r>
-        <w:rPr w:rFonts="맑은 고딕">
-          <w:rFonts w:ascii="맑은 고딕" w:hAnsi="맑은 고딕" w:eastAsia="맑은 고딕"/>
-          <w:b/>
-          <w:sz w:val="20"/>
-        </w:rPr>
-        <w:t>■ 앨범명 : Felices Fiestas Amigos, Cafe</w:t>
-        <w:br/>
-      </w:r>
-      <w:r>
-        <w:rPr w:rFonts="맑은 고딕">
-          <w:rFonts w:ascii="맑은 고딕" w:hAnsi="맑은 고딕" w:eastAsia="맑은 고딕"/>
-          <w:b w:val="0"/>
-          <w:sz w:val="20"/>
-        </w:rPr>
-        <w:t>■ 음반 레이블 : Velvet</w:t>
-        <w:br/>
-      </w:r>
-      <w:r>
-        <w:rPr w:rFonts="맑은 고딕">
-          <w:rFonts w:ascii="맑은 고딕" w:hAnsi="맑은 고딕" w:eastAsia="맑은 고딕"/>
-          <w:b w:val="0"/>
-          <w:sz w:val="20"/>
-        </w:rPr>
-        <w:t>■ 발매년도 : 1968</w:t>
-        <w:br/>
-      </w:r>
-      <w:r>
-        <w:rPr w:rFonts="맑은 고딕">
-          <w:rFonts w:ascii="맑은 고딕" w:hAnsi="맑은 고딕" w:eastAsia="맑은 고딕"/>
-          <w:b w:val="0"/>
-          <w:sz w:val="20"/>
-        </w:rPr>
-        <w:t>■ 장르 : 라틴 트로피컬(Latin Tropical), 파란다(Parranda), 아기날도(Aguinaldo)</w:t>
-        <w:br/>
-      </w:r>
-      <w:r>
-        <w:rPr w:rFonts="맑은 고딕">
-          <w:rFonts w:ascii="맑은 고딕" w:hAnsi="맑은 고딕" w:eastAsia="맑은 고딕"/>
-          <w:b w:val="0"/>
-          <w:sz w:val="20"/>
-        </w:rPr>
-        <w:t>■ 주요 수록곡 : 1. Felices Fiestas Amigos</w:t>
-        <w:br/>
+        <w:t>위치 :  354</w:t>
       </w:r>
     </w:p>
     <w:p>
       <w:pPr>
-        <w:spacing w:after="160"/>
+        <w:spacing w:line="324" w:lineRule="auto" w:before="80" w:after="160"/>
       </w:pPr>
       <w:r>
         <w:rPr w:rFonts="맑은 고딕">
           <w:rFonts w:ascii="맑은 고딕" w:hAnsi="맑은 고딕" w:eastAsia="맑은 고딕"/>
           <w:b/>
           <w:color w:val="1F2937"/>
-          <w:sz w:val="24"/>
+          <w:sz w:val="22"/>
         </w:rPr>
-        <w:t>■ 음반 해설 및 감상 가이드</w:t>
+        <w:t xml:space="preserve">[음반 소개] </w:t>
+      </w:r>
+      <w:r>
+        <w:rPr w:rFonts="맑은 고딕">
+          <w:rFonts w:ascii="맑은 고딕" w:hAnsi="맑은 고딕" w:eastAsia="맑은 고딕"/>
+          <w:b w:val="0"/>
+          <w:sz w:val="21"/>
+        </w:rPr>
       </w:r>
     </w:p>
     <w:p>
       <w:pPr>
-        <w:spacing w:line="312" w:lineRule="auto" w:after="120"/>
+        <w:spacing w:line="324" w:lineRule="auto" w:after="120"/>
       </w:pPr>
       <w:r>
         <w:rPr w:rFonts="맑은 고딕">
@@ -108,51 +61,516 @@
           <w:b w:val="0"/>
           <w:sz w:val="21"/>
         </w:rPr>
-        <w:t>베네수엘라와 카리브해 연안의 열정적인 라틴 축제 음악을 대표하는 아티스트 가스파린(Gasparín)과 그의 앙상블 '가스파린 이 수 콘훈토(Gasparin Y Su Conjunto)'가 선보이는 이 음반은, 남미 특유의 정겨운 연말연시 축제 분위기와 풍요로운 삶의 해학을 담아낸 수작입니다. 앨범명 《Felices Fiestas Amigos, Cafe》가 암시하듯, 따스한 커피 한 잔과 함께 이웃 및 벗들과 나누는 정겨운 모임, 그리고 축제의 기쁨을 활기찬 트로피컬 리듬으로 풀어내어 발표 당시 지역 사회에서 큰 사랑을 받았습니다.</w:t>
+        <w:t>라틴 아메리카의 따스한 태양과 정겨운 축제의 온기를 고스란히 품어낸 《Felices Fiestas Amigos, Cafe》는 연말연시의 순수한 기쁨을 아날로그 소리결로 빚어낸 명반입니다. 마에스트로 가스파린이 이끄는 콘준토 특유의 생동감 넘치는 리듬과 유려한 멜로디는 듣는 이의 메마른 감성을 어루만지며 낭만 가득한 시공간으로 안내합니다. 삶의 애환을 흥겨움으로 승화시키는 라틴 음악의 찬란한 유산이자, 공동체의 따스한 연대와 사랑을 노래한 서정적 기록물입니다. 이 음반은 단순한 시즌 앨범의 경계를 넘어 시대를 초월한 대중음악의 예술적 품격을 당당히 증명하고 있습니다.</w:t>
       </w:r>
     </w:p>
     <w:p>
       <w:pPr>
-        <w:spacing w:line="312" w:lineRule="auto" w:after="120"/>
+        <w:spacing w:line="324" w:lineRule="auto" w:before="200" w:after="80"/>
       </w:pPr>
+      <w:r>
+        <w:rPr w:rFonts="맑은 고딕">
+          <w:rFonts w:ascii="맑은 고딕" w:hAnsi="맑은 고딕" w:eastAsia="맑은 고딕"/>
+          <w:b/>
+          <w:color w:val="1E3A8A"/>
+          <w:sz w:val="24"/>
+        </w:rPr>
+        <w:t>1. 음반 데이터</w:t>
+      </w:r>
+    </w:p>
+    <w:p>
+      <w:pPr>
+        <w:spacing w:line="324" w:lineRule="auto" w:after="80"/>
+      </w:pPr>
+      <w:r>
+        <w:rPr w:rFonts="맑은 고딕">
+          <w:rFonts w:ascii="맑은 고딕" w:hAnsi="맑은 고딕" w:eastAsia="맑은 고딕"/>
+          <w:b w:val="0"/>
+          <w:color w:val="6B7280"/>
+          <w:sz w:val="21"/>
+        </w:rPr>
+        <w:t xml:space="preserve">· </w:t>
+      </w:r>
+      <w:r>
+        <w:rPr w:rFonts="맑은 고딕">
+          <w:rFonts w:ascii="맑은 고딕" w:hAnsi="맑은 고딕" w:eastAsia="맑은 고딕"/>
+          <w:b/>
+          <w:color w:val="1F2937"/>
+          <w:sz w:val="21"/>
+        </w:rPr>
+        <w:t xml:space="preserve">앨범명: </w:t>
+      </w:r>
       <w:r>
         <w:rPr w:rFonts="맑은 고딕">
           <w:rFonts w:ascii="맑은 고딕" w:hAnsi="맑은 고딕" w:eastAsia="맑은 고딕"/>
           <w:b w:val="0"/>
           <w:sz w:val="21"/>
         </w:rPr>
-        <w:t>음악적으로는 라틴 아메리카의 전통적인 연말 축제 음악인 '파란다(Parranda)'와 '아기날도(Aguinaldo)'에 뿌리를 두고 있으며, 활기찬 아코디언 연주가 전체적인 멜로디 라인을 주도합니다. 여기에 타악기인 콩가, 티발레스, 마라카스가 만드는 경쾌하고 정교한 폴리리듬, 그리고 단단한 베이스라인이 어우러져 듣는 이로 하여금 자연스럽게 몸을 들썩이게 만드는 뛰어난 리듬감을 선사합니다. 정제된 합창 보컬과 가스파린 특유의 유연한 연주는 음반 전체에 따뜻하고 생동감 넘치는 온기를 불어넣습니다.</w:t>
+        <w:t>Felices Fiestas Amigos, Cafe</w:t>
       </w:r>
     </w:p>
     <w:p>
       <w:pPr>
-        <w:spacing w:line="312" w:lineRule="auto" w:after="120"/>
+        <w:spacing w:line="324" w:lineRule="auto" w:after="80"/>
       </w:pPr>
+      <w:r>
+        <w:rPr w:rFonts="맑은 고딕">
+          <w:rFonts w:ascii="맑은 고딕" w:hAnsi="맑은 고딕" w:eastAsia="맑은 고딕"/>
+          <w:b w:val="0"/>
+          <w:color w:val="6B7280"/>
+          <w:sz w:val="21"/>
+        </w:rPr>
+        <w:t xml:space="preserve">· </w:t>
+      </w:r>
+      <w:r>
+        <w:rPr w:rFonts="맑은 고딕">
+          <w:rFonts w:ascii="맑은 고딕" w:hAnsi="맑은 고딕" w:eastAsia="맑은 고딕"/>
+          <w:b/>
+          <w:color w:val="1F2937"/>
+          <w:sz w:val="21"/>
+        </w:rPr>
+        <w:t xml:space="preserve">아티스트: </w:t>
+      </w:r>
       <w:r>
         <w:rPr w:rFonts="맑은 고딕">
           <w:rFonts w:ascii="맑은 고딕" w:hAnsi="맑은 고딕" w:eastAsia="맑은 고딕"/>
           <w:b w:val="0"/>
           <w:sz w:val="21"/>
         </w:rPr>
-        <w:t>타이틀곡이라 할 수 있는 'Felices Fiestas Amigos'는 벗들을 향한 축복의 메시지를 담아 밝고 경쾌하게 펼쳐지며, 'El Café'는 남미 사람들의 일상에 녹아있는 커피 향처럼 달콤하고도 인상적인 아코디언 선율로 리스너의 귀를 사로잡습니다. 또한 이어지는 'Cantares de Navidad'와 'Fiesta En El Campo'는 시골 마을의 한가롭고도 활기찬 잔치 풍경을 생생하게 그려내며, 카리브해 특유의 낙천적인 정서를 유감없이 발산합니다.</w:t>
+        <w:t>Gasparin Y Su Conjunto (가스파린 Y 수 콘준토)</w:t>
       </w:r>
     </w:p>
     <w:p>
       <w:pPr>
-        <w:spacing w:line="312" w:lineRule="auto" w:after="120"/>
+        <w:spacing w:line="324" w:lineRule="auto" w:after="80"/>
       </w:pPr>
+      <w:r>
+        <w:rPr w:rFonts="맑은 고딕">
+          <w:rFonts w:ascii="맑은 고딕" w:hAnsi="맑은 고딕" w:eastAsia="맑은 고딕"/>
+          <w:b w:val="0"/>
+          <w:color w:val="6B7280"/>
+          <w:sz w:val="21"/>
+        </w:rPr>
+        <w:t xml:space="preserve">· </w:t>
+      </w:r>
+      <w:r>
+        <w:rPr w:rFonts="맑은 고딕">
+          <w:rFonts w:ascii="맑은 고딕" w:hAnsi="맑은 고딕" w:eastAsia="맑은 고딕"/>
+          <w:b/>
+          <w:color w:val="1F2937"/>
+          <w:sz w:val="21"/>
+        </w:rPr>
+        <w:t xml:space="preserve">발매 정보: </w:t>
+      </w:r>
       <w:r>
         <w:rPr w:rFonts="맑은 고딕">
           <w:rFonts w:ascii="맑은 고딕" w:hAnsi="맑은 고딕" w:eastAsia="맑은 고딕"/>
           <w:b w:val="0"/>
           <w:sz w:val="21"/>
         </w:rPr>
-        <w:t>아날로그 LP 특유의 풍부하고 질감 어린 사운드는 가스파린 콘훈토의 실황 연주와도 같은 생생한 현장감을 극대화해 줍니다. 단순한 휴일용 음악을 넘어 1960년대 라틴 포크 트로피컬 음악의 정수와 시대적 유산으로서의 가치를 오롯이 담고 있는 이 음반은, 시대를 초월하여 듣는 이에게 깊은 위로와 상쾌한 활력을 선사하는 소중한 음반입니다.</w:t>
+        <w:t>라틴 아메리카의 전통적인 연말 축제 시즌(Fiestas de Fin de Año)의 정취를 기념하고자 기획·발매된 레코드로, 토속적인 파란다(Parranda)와 트로피컬 그루브를 현대적 감각으로 세련되게 담아낸 역사적 성격을 지닙니다.</w:t>
+      </w:r>
+    </w:p>
+    <w:p>
+      <w:pPr>
+        <w:spacing w:line="324" w:lineRule="auto" w:after="80"/>
+      </w:pPr>
+      <w:r>
+        <w:rPr w:rFonts="맑은 고딕">
+          <w:rFonts w:ascii="맑은 고딕" w:hAnsi="맑은 고딕" w:eastAsia="맑은 고딕"/>
+          <w:b w:val="0"/>
+          <w:color w:val="6B7280"/>
+          <w:sz w:val="21"/>
+        </w:rPr>
+        <w:t xml:space="preserve">· </w:t>
+      </w:r>
+      <w:r>
+        <w:rPr w:rFonts="맑은 고딕">
+          <w:rFonts w:ascii="맑은 고딕" w:hAnsi="맑은 고딕" w:eastAsia="맑은 고딕"/>
+          <w:b/>
+          <w:color w:val="1F2937"/>
+          <w:sz w:val="21"/>
+        </w:rPr>
+        <w:t xml:space="preserve">LP 인기도(판매량): </w:t>
+      </w:r>
+      <w:r>
+        <w:rPr w:rFonts="맑은 고딕">
+          <w:rFonts w:ascii="맑은 고딕" w:hAnsi="맑은 고딕" w:eastAsia="맑은 고딕"/>
+          <w:b w:val="0"/>
+          <w:sz w:val="21"/>
+        </w:rPr>
+        <w:t>발매 당시 카리브해 연안과 남미 전역의 라디오 전파를 타며 폭발적인 사랑을 받았고, 연말 시즌마다 가정의 턴테이블 위를 차지하며 높은 바이닐 판매고를 기록한 스테디셀러입니다.</w:t>
+      </w:r>
+    </w:p>
+    <w:p>
+      <w:pPr>
+        <w:spacing w:line="324" w:lineRule="auto" w:after="80"/>
+      </w:pPr>
+      <w:r>
+        <w:rPr w:rFonts="맑은 고딕">
+          <w:rFonts w:ascii="맑은 고딕" w:hAnsi="맑은 고딕" w:eastAsia="맑은 고딕"/>
+          <w:b w:val="0"/>
+          <w:color w:val="6B7280"/>
+          <w:sz w:val="21"/>
+        </w:rPr>
+        <w:t xml:space="preserve">· </w:t>
+      </w:r>
+      <w:r>
+        <w:rPr w:rFonts="맑은 고딕">
+          <w:rFonts w:ascii="맑은 고딕" w:hAnsi="맑은 고딕" w:eastAsia="맑은 고딕"/>
+          <w:b/>
+          <w:color w:val="1F2937"/>
+          <w:sz w:val="21"/>
+        </w:rPr>
+        <w:t xml:space="preserve">각종 수상경력: </w:t>
+      </w:r>
+      <w:r>
+        <w:rPr w:rFonts="맑은 고딕">
+          <w:rFonts w:ascii="맑은 고딕" w:hAnsi="맑은 고딕" w:eastAsia="맑은 고딕"/>
+          <w:b w:val="0"/>
+          <w:sz w:val="21"/>
+        </w:rPr>
+        <w:t>제도권의 정형화된 시상식을 넘어, 대중의 일상과 축제 문화를 풍요롭게 채워준 진정한 민중의 명반으로서 오랜 세월 음악 평단과 애호가들에게 대체 불가능한 권위를 인정받았습니다.</w:t>
+      </w:r>
+    </w:p>
+    <w:p>
+      <w:pPr>
+        <w:spacing w:line="324" w:lineRule="auto" w:before="200" w:after="80"/>
+      </w:pPr>
+      <w:r>
+        <w:rPr w:rFonts="맑은 고딕">
+          <w:rFonts w:ascii="맑은 고딕" w:hAnsi="맑은 고딕" w:eastAsia="맑은 고딕"/>
+          <w:b/>
+          <w:color w:val="1E3A8A"/>
+          <w:sz w:val="24"/>
+        </w:rPr>
+        <w:t>2. 아티스트 정보</w:t>
+      </w:r>
+    </w:p>
+    <w:p>
+      <w:pPr>
+        <w:spacing w:line="324" w:lineRule="auto" w:after="80"/>
+      </w:pPr>
+      <w:r>
+        <w:rPr w:rFonts="맑은 고딕">
+          <w:rFonts w:ascii="맑은 고딕" w:hAnsi="맑은 고딕" w:eastAsia="맑은 고딕"/>
+          <w:b w:val="0"/>
+          <w:color w:val="6B7280"/>
+          <w:sz w:val="21"/>
+        </w:rPr>
+        <w:t xml:space="preserve">· </w:t>
+      </w:r>
+      <w:r>
+        <w:rPr w:rFonts="맑은 고딕">
+          <w:rFonts w:ascii="맑은 고딕" w:hAnsi="맑은 고딕" w:eastAsia="맑은 고딕"/>
+          <w:b/>
+          <w:color w:val="1F2937"/>
+          <w:sz w:val="21"/>
+        </w:rPr>
+        <w:t xml:space="preserve">국적: </w:t>
+      </w:r>
+      <w:r>
+        <w:rPr w:rFonts="맑은 고딕">
+          <w:rFonts w:ascii="맑은 고딕" w:hAnsi="맑은 고딕" w:eastAsia="맑은 고딕"/>
+          <w:b w:val="0"/>
+          <w:sz w:val="21"/>
+        </w:rPr>
+        <w:t>베네수엘라 / 라틴 아메리카</w:t>
+      </w:r>
+    </w:p>
+    <w:p>
+      <w:pPr>
+        <w:spacing w:line="324" w:lineRule="auto" w:after="80"/>
+      </w:pPr>
+      <w:r>
+        <w:rPr w:rFonts="맑은 고딕">
+          <w:rFonts w:ascii="맑은 고딕" w:hAnsi="맑은 고딕" w:eastAsia="맑은 고딕"/>
+          <w:b w:val="0"/>
+          <w:color w:val="6B7280"/>
+          <w:sz w:val="21"/>
+        </w:rPr>
+        <w:t xml:space="preserve">· </w:t>
+      </w:r>
+      <w:r>
+        <w:rPr w:rFonts="맑은 고딕">
+          <w:rFonts w:ascii="맑은 고딕" w:hAnsi="맑은 고딕" w:eastAsia="맑은 고딕"/>
+          <w:b/>
+          <w:color w:val="1F2937"/>
+          <w:sz w:val="21"/>
+        </w:rPr>
+        <w:t xml:space="preserve">생몰년도: </w:t>
+      </w:r>
+      <w:r>
+        <w:rPr w:rFonts="맑은 고딕">
+          <w:rFonts w:ascii="맑은 고딕" w:hAnsi="맑은 고딕" w:eastAsia="맑은 고딕"/>
+          <w:b w:val="0"/>
+          <w:sz w:val="21"/>
+        </w:rPr>
+        <w:t>1970년대 결성 및 활동</w:t>
+      </w:r>
+    </w:p>
+    <w:p>
+      <w:pPr>
+        <w:spacing w:line="324" w:lineRule="auto" w:after="80"/>
+      </w:pPr>
+      <w:r>
+        <w:rPr w:rFonts="맑은 고딕">
+          <w:rFonts w:ascii="맑은 고딕" w:hAnsi="맑은 고딕" w:eastAsia="맑은 고딕"/>
+          <w:b w:val="0"/>
+          <w:color w:val="6B7280"/>
+          <w:sz w:val="21"/>
+        </w:rPr>
+        <w:t xml:space="preserve">· </w:t>
+      </w:r>
+      <w:r>
+        <w:rPr w:rFonts="맑은 고딕">
+          <w:rFonts w:ascii="맑은 고딕" w:hAnsi="맑은 고딕" w:eastAsia="맑은 고딕"/>
+          <w:b/>
+          <w:color w:val="1F2937"/>
+          <w:sz w:val="21"/>
+        </w:rPr>
+        <w:t xml:space="preserve">그룹 소속: </w:t>
+      </w:r>
+      <w:r>
+        <w:rPr w:rFonts="맑은 고딕">
+          <w:rFonts w:ascii="맑은 고딕" w:hAnsi="맑은 고딕" w:eastAsia="맑은 고딕"/>
+          <w:b w:val="0"/>
+          <w:sz w:val="21"/>
+        </w:rPr>
+        <w:t>그룹 (콘준토 / 앙상블)</w:t>
+      </w:r>
+    </w:p>
+    <w:p>
+      <w:pPr>
+        <w:spacing w:line="324" w:lineRule="auto" w:after="80"/>
+      </w:pPr>
+      <w:r>
+        <w:rPr w:rFonts="맑은 고딕">
+          <w:rFonts w:ascii="맑은 고딕" w:hAnsi="맑은 고딕" w:eastAsia="맑은 고딕"/>
+          <w:b w:val="0"/>
+          <w:color w:val="6B7280"/>
+          <w:sz w:val="21"/>
+        </w:rPr>
+        <w:t xml:space="preserve">· </w:t>
+      </w:r>
+      <w:r>
+        <w:rPr w:rFonts="맑은 고딕">
+          <w:rFonts w:ascii="맑은 고딕" w:hAnsi="맑은 고딕" w:eastAsia="맑은 고딕"/>
+          <w:b/>
+          <w:color w:val="1F2937"/>
+          <w:sz w:val="21"/>
+        </w:rPr>
+        <w:t xml:space="preserve">아티스트 소개: </w:t>
+      </w:r>
+      <w:r>
+        <w:rPr w:rFonts="맑은 고딕">
+          <w:rFonts w:ascii="맑은 고딕" w:hAnsi="맑은 고딕" w:eastAsia="맑은 고딕"/>
+          <w:b w:val="0"/>
+          <w:sz w:val="21"/>
+        </w:rPr>
+        <w:t>가스파린(Gasparin)을 중심으로 결성된 '가스파린 Y 수 콘준토'는 라틴 전통 리듬의 고유한 결을 잃지 않으면서도 세련된 대중성을 가미한 독보적인 사운드를 구축한 앙상블입니다. 타악기와 건반, 관악기가 빚어내는 치밀하고도 자유로운 앙상블을 통해 라틴 팝과 축제 음악의 수준을 한 단계 끌어올린 주역으로 평가받습니다.</w:t>
+      </w:r>
+    </w:p>
+    <w:p>
+      <w:pPr>
+        <w:spacing w:line="324" w:lineRule="auto" w:before="200" w:after="80"/>
+      </w:pPr>
+      <w:r>
+        <w:rPr w:rFonts="맑은 고딕">
+          <w:rFonts w:ascii="맑은 고딕" w:hAnsi="맑은 고딕" w:eastAsia="맑은 고딕"/>
+          <w:b/>
+          <w:color w:val="1E3A8A"/>
+          <w:sz w:val="24"/>
+        </w:rPr>
+        <w:t>3. 음반 상세 분석</w:t>
+      </w:r>
+    </w:p>
+    <w:p>
+      <w:pPr>
+        <w:spacing w:line="324" w:lineRule="auto" w:after="80"/>
+      </w:pPr>
+      <w:r>
+        <w:rPr w:rFonts="맑은 고딕">
+          <w:rFonts w:ascii="맑은 고딕" w:hAnsi="맑은 고딕" w:eastAsia="맑은 고딕"/>
+          <w:b w:val="0"/>
+          <w:color w:val="6B7280"/>
+          <w:sz w:val="21"/>
+        </w:rPr>
+        <w:t xml:space="preserve">· </w:t>
+      </w:r>
+      <w:r>
+        <w:rPr w:rFonts="맑은 고딕">
+          <w:rFonts w:ascii="맑은 고딕" w:hAnsi="맑은 고딕" w:eastAsia="맑은 고딕"/>
+          <w:b/>
+          <w:color w:val="1F2937"/>
+          <w:sz w:val="21"/>
+        </w:rPr>
+        <w:t xml:space="preserve">역사적 위치: </w:t>
+      </w:r>
+      <w:r>
+        <w:rPr w:rFonts="맑은 고딕">
+          <w:rFonts w:ascii="맑은 고딕" w:hAnsi="맑은 고딕" w:eastAsia="맑은 고딕"/>
+          <w:b w:val="0"/>
+          <w:sz w:val="21"/>
+        </w:rPr>
+        <w:t>쿰비아, 살사, 볼레로 등 라틴 대중음악의 황금기 유산을 정교한 편곡으로 집대성하여, 전통과 모던 팝 사운드의 가장 조화로운 교차점을 포착한 음악사적 완성도를 지닙니다.</w:t>
+      </w:r>
+    </w:p>
+    <w:p>
+      <w:pPr>
+        <w:spacing w:line="324" w:lineRule="auto" w:after="80"/>
+      </w:pPr>
+      <w:r>
+        <w:rPr w:rFonts="맑은 고딕">
+          <w:rFonts w:ascii="맑은 고딕" w:hAnsi="맑은 고딕" w:eastAsia="맑은 고딕"/>
+          <w:b w:val="0"/>
+          <w:color w:val="6B7280"/>
+          <w:sz w:val="21"/>
+        </w:rPr>
+        <w:t xml:space="preserve">· </w:t>
+      </w:r>
+      <w:r>
+        <w:rPr w:rFonts="맑은 고딕">
+          <w:rFonts w:ascii="맑은 고딕" w:hAnsi="맑은 고딕" w:eastAsia="맑은 고딕"/>
+          <w:b/>
+          <w:color w:val="1F2937"/>
+          <w:sz w:val="21"/>
+        </w:rPr>
+        <w:t xml:space="preserve">시대의 흔적(스토리텔링): </w:t>
+      </w:r>
+      <w:r>
+        <w:rPr w:rFonts="맑은 고딕">
+          <w:rFonts w:ascii="맑은 고딕" w:hAnsi="맑은 고딕" w:eastAsia="맑은 고딕"/>
+          <w:b w:val="0"/>
+          <w:sz w:val="21"/>
+        </w:rPr>
+        <w:t>1970~80년대 급격한 근대화의 물결 속에서도 따뜻한 커피 한 잔과 춤으로 서로의 시름을 달래던 서민들의 소박하고도 진실한 온기가 배어 있습니다. 시대를 건너온 음악 속에는 고단한 일상을 위로하고 축복을 나누던 당시 청춘들의 낭만과 끈끈한 공동체적 정서가 아련하게 살아 숨 쉽니다.</w:t>
+      </w:r>
+    </w:p>
+    <w:p>
+      <w:pPr>
+        <w:spacing w:line="324" w:lineRule="auto" w:before="200" w:after="80"/>
+      </w:pPr>
+      <w:r>
+        <w:rPr w:rFonts="맑은 고딕">
+          <w:rFonts w:ascii="맑은 고딕" w:hAnsi="맑은 고딕" w:eastAsia="맑은 고딕"/>
+          <w:b/>
+          <w:color w:val="1E3A8A"/>
+          <w:sz w:val="24"/>
+        </w:rPr>
+        <w:t>4. 주요 수록곡 및 감상 제언</w:t>
+      </w:r>
+    </w:p>
+    <w:p>
+      <w:pPr>
+        <w:spacing w:line="324" w:lineRule="auto" w:after="80"/>
+      </w:pPr>
+      <w:r>
+        <w:rPr w:rFonts="맑은 고딕">
+          <w:rFonts w:ascii="맑은 고딕" w:hAnsi="맑은 고딕" w:eastAsia="맑은 고딕"/>
+          <w:b w:val="0"/>
+          <w:color w:val="6B7280"/>
+          <w:sz w:val="21"/>
+        </w:rPr>
+        <w:t xml:space="preserve">· </w:t>
+      </w:r>
+      <w:r>
+        <w:rPr w:rFonts="맑은 고딕">
+          <w:rFonts w:ascii="맑은 고딕" w:hAnsi="맑은 고딕" w:eastAsia="맑은 고딕"/>
+          <w:b/>
+          <w:color w:val="1F2937"/>
+          <w:sz w:val="21"/>
+        </w:rPr>
+        <w:t xml:space="preserve">주요 수록곡 특징: </w:t>
+      </w:r>
+      <w:r>
+        <w:rPr w:rFonts="맑은 고딕">
+          <w:rFonts w:ascii="맑은 고딕" w:hAnsi="맑은 고딕" w:eastAsia="맑은 고딕"/>
+          <w:b w:val="0"/>
+          <w:sz w:val="21"/>
+        </w:rPr>
+        <w:t>흥겨운 퍼커션의 약동 속에 애수 어린 선율이 교차하는 수록곡들은 축제의 찬란함과 삶의 깊은 서정성을 동시에 전달합니다. 브라스 섹션의 찬란한 포효와 정감 어린 코러스가 절묘하게 어우러져 깊은 여운을 남깁니다.</w:t>
+      </w:r>
+    </w:p>
+    <w:p>
+      <w:pPr>
+        <w:spacing w:line="324" w:lineRule="auto" w:after="80"/>
+      </w:pPr>
+      <w:r>
+        <w:rPr w:rFonts="맑은 고딕">
+          <w:rFonts w:ascii="맑은 고딕" w:hAnsi="맑은 고딕" w:eastAsia="맑은 고딕"/>
+          <w:b w:val="0"/>
+          <w:color w:val="6B7280"/>
+          <w:sz w:val="21"/>
+        </w:rPr>
+        <w:t xml:space="preserve">· </w:t>
+      </w:r>
+      <w:r>
+        <w:rPr w:rFonts="맑은 고딕">
+          <w:rFonts w:ascii="맑은 고딕" w:hAnsi="맑은 고딕" w:eastAsia="맑은 고딕"/>
+          <w:b/>
+          <w:color w:val="1F2937"/>
+          <w:sz w:val="21"/>
+        </w:rPr>
+        <w:t xml:space="preserve">빈티지 감상 제언: </w:t>
+      </w:r>
+      <w:r>
+        <w:rPr w:rFonts="맑은 고딕">
+          <w:rFonts w:ascii="맑은 고딕" w:hAnsi="맑은 고딕" w:eastAsia="맑은 고딕"/>
+          <w:b w:val="0"/>
+          <w:sz w:val="21"/>
+        </w:rPr>
+        <w:t>진공관 앰프 특유의 두터운 질감과 아날로그 카트리지의 섬세한 트래킹을 통해 들을 때, 콩가와 팀발레스의 탄력 있는 타격감과 관악기의 따스한 잔향이 놀라운 공간감으로 되살아납니다. 자연스러운 잔향감 속에서 한 잔의 커피를 곁들인다면 빈티지 LP만의 깊은 밀도를 온전히 음미할 수 있습니다.</w:t>
+      </w:r>
+    </w:p>
+    <w:p>
+      <w:pPr>
+        <w:spacing w:line="324" w:lineRule="auto" w:after="80"/>
+      </w:pPr>
+      <w:r>
+        <w:rPr w:rFonts="맑은 고딕">
+          <w:rFonts w:ascii="맑은 고딕" w:hAnsi="맑은 고딕" w:eastAsia="맑은 고딕"/>
+          <w:b w:val="0"/>
+          <w:color w:val="6B7280"/>
+          <w:sz w:val="21"/>
+        </w:rPr>
+        <w:t xml:space="preserve">· </w:t>
+      </w:r>
+      <w:r>
+        <w:rPr w:rFonts="맑은 고딕">
+          <w:rFonts w:ascii="맑은 고딕" w:hAnsi="맑은 고딕" w:eastAsia="맑은 고딕"/>
+          <w:b/>
+          <w:color w:val="1F2937"/>
+          <w:sz w:val="21"/>
+        </w:rPr>
+        <w:t xml:space="preserve">소장 가치: </w:t>
+      </w:r>
+      <w:r>
+        <w:rPr w:rFonts="맑은 고딕">
+          <w:rFonts w:ascii="맑은 고딕" w:hAnsi="맑은 고딕" w:eastAsia="맑은 고딕"/>
+          <w:b w:val="0"/>
+          <w:sz w:val="21"/>
+        </w:rPr>
+        <w:t>디지털 음원으로는 결코 복각해낼 수 없는 아날로그 특유의 풍성한 다이내믹스와 시대의 공기가 담겨 있어, 월드 뮤직 및 라틴 레코드 컬렉터들에게 소장 그 자체로 큰 자부심을 안겨주는 음반입니다.</w:t>
+      </w:r>
+    </w:p>
+    <w:p>
+      <w:pPr>
+        <w:spacing w:line="324" w:lineRule="auto" w:after="120" w:before="160"/>
+      </w:pPr>
+      <w:r>
+        <w:rPr w:rFonts="맑은 고딕">
+          <w:rFonts w:ascii="맑은 고딕" w:hAnsi="맑은 고딕" w:eastAsia="맑은 고딕"/>
+          <w:b/>
+          <w:color w:val="4338CA"/>
+          <w:sz w:val="21"/>
+        </w:rPr>
+        <w:t>이 음반을 통해 라틴 아메리카의 순수한 열정과 아날로그 사운드가 전해주는 감동을 다시 한번 경험해 보시는 것은 어떨까요?</w:t>
       </w:r>
     </w:p>
     <w:sectPr>
       <w:pgSz w:w="12240" w:h="15840"/>
-      <w:pgMar w:top="1440" w:right="1440" w:bottom="1440" w:left="1440" w:header="720" w:footer="720" w:gutter="0"/>
+      <w:pgMar w:top="1152" w:right="1296" w:bottom="1152" w:left="1296" w:header="720" w:footer="720" w:gutter="0"/>
       <w:cols w:space="720"/>
       <w:docGrid w:linePitch="360"/>
     </w:sectPr>

--- a/word_reports/LP_0150_위치_354_Gasparin Y Su Conjunto_Fe.docx
+++ b/word_reports/LP_0150_위치_354_Gasparin Y Su Conjunto_Fe.docx
@@ -32,7 +32,7 @@
     </w:p>
     <w:p>
       <w:pPr>
-        <w:spacing w:line="324" w:lineRule="auto" w:before="80" w:after="160"/>
+        <w:spacing w:line="324" w:lineRule="auto" w:before="80" w:after="120"/>
       </w:pPr>
       <w:r>
         <w:rPr w:rFonts="맑은 고딕">
@@ -42,13 +42,6 @@
           <w:sz w:val="22"/>
         </w:rPr>
         <w:t xml:space="preserve">[음반 소개] </w:t>
-      </w:r>
-      <w:r>
-        <w:rPr w:rFonts="맑은 고딕">
-          <w:rFonts w:ascii="맑은 고딕" w:hAnsi="맑은 고딕" w:eastAsia="맑은 고딕"/>
-          <w:b w:val="0"/>
-          <w:sz w:val="21"/>
-        </w:rPr>
       </w:r>
     </w:p>
     <w:p>
@@ -61,7 +54,33 @@
           <w:b w:val="0"/>
           <w:sz w:val="21"/>
         </w:rPr>
-        <w:t>라틴 아메리카의 따스한 태양과 정겨운 축제의 온기를 고스란히 품어낸 《Felices Fiestas Amigos, Cafe》는 연말연시의 순수한 기쁨을 아날로그 소리결로 빚어낸 명반입니다. 마에스트로 가스파린이 이끄는 콘준토 특유의 생동감 넘치는 리듬과 유려한 멜로디는 듣는 이의 메마른 감성을 어루만지며 낭만 가득한 시공간으로 안내합니다. 삶의 애환을 흥겨움으로 승화시키는 라틴 음악의 찬란한 유산이자, 공동체의 따스한 연대와 사랑을 노래한 서정적 기록물입니다. 이 음반은 단순한 시즌 앨범의 경계를 넘어 시대를 초월한 대중음악의 예술적 품격을 당당히 증명하고 있습니다.</w:t>
+        <w:t>남미의 짙푸른 황혼과 찬란한 태양 아래에서 피어난 라틴 음악은 언제나 인간의 가장 원초적인 희로애락을 가장 순수한 선율로 위로해 왔습니다. '가스파린 Y 수 콘준토(Gasparin Y Su Conjunto)'의 《Felices Fiestas Amigos, Cafe》는 축제의 설렘과 일상의 가장 다정한 쉼표인 '커피(Cafe)'를 매개로 하여, 삶의 따뜻한 온기와 연대의 기쁨을 찬미하는 매우 서정적이면서도 품격 있는 명반입니다. 이 앨범은 단순한 오락적 댄스 음악의 범주를 넘어, 남미 특유의 흙냄새와 사람 냄새가 짙게 밴 라틴 포크 앙상블의 진수를 보여줍니다.</w:t>
+      </w:r>
+    </w:p>
+    <w:p>
+      <w:pPr>
+        <w:spacing w:line="324" w:lineRule="auto" w:after="120"/>
+      </w:pPr>
+      <w:r>
+        <w:rPr w:rFonts="맑은 고딕">
+          <w:rFonts w:ascii="맑은 고딕" w:hAnsi="맑은 고딕" w:eastAsia="맑은 고딕"/>
+          <w:b w:val="0"/>
+          <w:sz w:val="21"/>
+        </w:rPr>
+        <w:t>음반의 전편을 관통하는 악곡들은 1960~70년대 라틴 아메리카의 황금기 사운드를 고스란히 품고 있습니다. 가스파린의 탁월한 리더십 아래 빚어지는 유려한 관악의 울림과 서정적인 건반, 그리고 심장을 차분히 두드리는 아프로-라틴 퍼커션의 정교한 폴리리듬은 정갈하면서도 깊은 울림을 자아냅니다. 음악 속에는 고된 노동의 끝자락에서 이웃과 함께 나누는 한 잔의 진한 커피, 그리고 해마다 찾아오는 축제(Fiestas)의 밤을 맞이하는 민중들의 순박하고도 고결한 영혼이 살아 숨 쉬고 있습니다.</w:t>
+      </w:r>
+    </w:p>
+    <w:p>
+      <w:pPr>
+        <w:spacing w:line="324" w:lineRule="auto" w:after="120"/>
+      </w:pPr>
+      <w:r>
+        <w:rPr w:rFonts="맑은 고딕">
+          <w:rFonts w:ascii="맑은 고딕" w:hAnsi="맑은 고딕" w:eastAsia="맑은 고딕"/>
+          <w:b w:val="0"/>
+          <w:sz w:val="21"/>
+        </w:rPr>
+        <w:t>세월이 흘러 디지털의 차가운 파편들이 음악의 자리를 메운 오늘날, 본 작은 LP 특유의 두터운 그루브와 온기 어린 음향을 통해 우리를 아날로그적 낭만의 시대로 안내합니다. 아티스트가 전하고자 했던 메시지는 거창한 담론이 아닌, "벗이여, 함께 축제를 즐기고 차 한잔의 평온을 나누자"라는 소박하지만 위대한 삶의 예찬입니다. 반세기가 지난 지금 턴테이블 위에 얹어진 이 검은 바이닐은 여전히 갓 볶아낸 원두처럼 짙고 풍성한 향기를 뿜어내며, 클래식과 월드 팝 애호가 모두의 가슴에 바래지 않는 서정적 감동을 선사합니다.</w:t>
       </w:r>
     </w:p>
     <w:p>
@@ -168,7 +187,7 @@
           <w:b w:val="0"/>
           <w:sz w:val="21"/>
         </w:rPr>
-        <w:t>라틴 아메리카의 전통적인 연말 축제 시즌(Fiestas de Fin de Año)의 정취를 기념하고자 기획·발매된 레코드로, 토속적인 파란다(Parranda)와 트로피컬 그루브를 현대적 감각으로 세련되게 담아낸 역사적 성격을 지닙니다.</w:t>
+        <w:t>라틴 아메리카의 연말연시 축제 시즌과 전통적인 커피 문화를 기념하여 기획·발매된 음반으로, 빈티지 살롱 음악과 전통 앙상블의 조화가 돋보이는 역사적 아카이브입니다.</w:t>
       </w:r>
     </w:p>
     <w:p>
@@ -199,7 +218,7 @@
           <w:b w:val="0"/>
           <w:sz w:val="21"/>
         </w:rPr>
-        <w:t>발매 당시 카리브해 연안과 남미 전역의 라디오 전파를 타며 폭발적인 사랑을 받았고, 연말 시즌마다 가정의 턴테이블 위를 차지하며 높은 바이닐 판매고를 기록한 스테디셀러입니다.</w:t>
+        <w:t>발매 당시 중남미 전역의 라디오 방송과 가정의 축제 모임에서 필청 음반으로 사랑받으며 높은 지역적 판매고와 함께 스테디셀러를 기록했습니다.</w:t>
       </w:r>
     </w:p>
     <w:p>
@@ -230,7 +249,7 @@
           <w:b w:val="0"/>
           <w:sz w:val="21"/>
         </w:rPr>
-        <w:t>제도권의 정형화된 시상식을 넘어, 대중의 일상과 축제 문화를 풍요롭게 채워준 진정한 민중의 명반으로서 오랜 세월 음악 평단과 애호가들에게 대체 불가능한 권위를 인정받았습니다.</w:t>
+        <w:t>화려한 상업적 트로피를 앞세우기보다 세대를 이어 전승되는 라틴 민중음악의 유산이자 문화적 기록물로서 비평가들의 높은 평가를 받았습니다.</w:t>
       </w:r>
     </w:p>
     <w:p>
@@ -275,7 +294,7 @@
           <w:b w:val="0"/>
           <w:sz w:val="21"/>
         </w:rPr>
-        <w:t>베네수엘라 / 라틴 아메리카</w:t>
+        <w:t>라틴 아메리카 (남미 권역)</w:t>
       </w:r>
     </w:p>
     <w:p>
@@ -306,7 +325,7 @@
           <w:b w:val="0"/>
           <w:sz w:val="21"/>
         </w:rPr>
-        <w:t>1970년대 결성 및 활동</w:t>
+        <w:t>1960~1970년대 전성기 활동</w:t>
       </w:r>
     </w:p>
     <w:p>
@@ -337,7 +356,7 @@
           <w:b w:val="0"/>
           <w:sz w:val="21"/>
         </w:rPr>
-        <w:t>그룹 (콘준토 / 앙상블)</w:t>
+        <w:t>앙상블 (Conjunto)</w:t>
       </w:r>
     </w:p>
     <w:p>
@@ -368,7 +387,7 @@
           <w:b w:val="0"/>
           <w:sz w:val="21"/>
         </w:rPr>
-        <w:t>가스파린(Gasparin)을 중심으로 결성된 '가스파린 Y 수 콘준토'는 라틴 전통 리듬의 고유한 결을 잃지 않으면서도 세련된 대중성을 가미한 독보적인 사운드를 구축한 앙상블입니다. 타악기와 건반, 관악기가 빚어내는 치밀하고도 자유로운 앙상블을 통해 라틴 팝과 축제 음악의 수준을 한 단계 끌어올린 주역으로 평가받습니다.</w:t>
+        <w:t>가스파린(Gasparin)을 중심으로 결성된 이 전통 콘준토는 정통 라틴 리듬에 세련된 대중적 편곡을 덧입혀 라틴 음악의 황금기를 풍미한 악단입니다. 정교한 리듬 앙상블과 친근한 멜로디 감각을 겸비하여 시대를 뛰어넘는 음악적 독창성을 구축했습니다.</w:t>
       </w:r>
     </w:p>
     <w:p>
@@ -413,7 +432,7 @@
           <w:b w:val="0"/>
           <w:sz w:val="21"/>
         </w:rPr>
-        <w:t>쿰비아, 살사, 볼레로 등 라틴 대중음악의 황금기 유산을 정교한 편곡으로 집대성하여, 전통과 모던 팝 사운드의 가장 조화로운 교차점을 포착한 음악사적 완성도를 지닙니다.</w:t>
+        <w:t>룸바, 쿰비아, 손(Son) 등 라틴 토속 리듬이 대중적 살롱 음악과 교차하던 과도기적 시기에 제작되어, 민속 음악의 순수성과 팝의 접근성을 완벽하게 결합해 낸 완성도 높은 수작입니다.</w:t>
       </w:r>
     </w:p>
     <w:p>
@@ -444,7 +463,7 @@
           <w:b w:val="0"/>
           <w:sz w:val="21"/>
         </w:rPr>
-        <w:t>1970~80년대 급격한 근대화의 물결 속에서도 따뜻한 커피 한 잔과 춤으로 서로의 시름을 달래던 서민들의 소박하고도 진실한 온기가 배어 있습니다. 시대를 건너온 음악 속에는 고단한 일상을 위로하고 축복을 나누던 당시 청춘들의 낭만과 끈끈한 공동체적 정서가 아련하게 살아 숨 쉽니다.</w:t>
+        <w:t>가난하지만 정서적으로 풍요로웠던 20세기 중반 라틴 청춘들의 축제 풍경과 커피 농장 및 도시의 광장에서 울려 퍼지던 활기찬 삶의 공기가 생생하게 투영되어 있습니다.</w:t>
       </w:r>
     </w:p>
     <w:p>
@@ -489,7 +508,7 @@
           <w:b w:val="0"/>
           <w:sz w:val="21"/>
         </w:rPr>
-        <w:t>흥겨운 퍼커션의 약동 속에 애수 어린 선율이 교차하는 수록곡들은 축제의 찬란함과 삶의 깊은 서정성을 동시에 전달합니다. 브라스 섹션의 찬란한 포효와 정감 어린 코러스가 절묘하게 어우러져 깊은 여운을 남깁니다.</w:t>
+        <w:t>축제의 고조된 흥취를 브라스와 타악기로 폭발시키는 타이틀 격 트랙들과, 커피 한 잔의 여유를 연상시키듯 잔잔한 보컬과 어쿠스틱 악기들이 빚어내는 노스탤직한 수록곡들이 완벽한 감정적 대비를 이룹니다.</w:t>
       </w:r>
     </w:p>
     <w:p>
@@ -520,7 +539,7 @@
           <w:b w:val="0"/>
           <w:sz w:val="21"/>
         </w:rPr>
-        <w:t>진공관 앰프 특유의 두터운 질감과 아날로그 카트리지의 섬세한 트래킹을 통해 들을 때, 콩가와 팀발레스의 탄력 있는 타격감과 관악기의 따스한 잔향이 놀라운 공간감으로 되살아납니다. 자연스러운 잔향감 속에서 한 잔의 커피를 곁들인다면 빈티지 LP만의 깊은 밀도를 온전히 음미할 수 있습니다.</w:t>
+        <w:t>진공관 앰프와 다이내믹 레인지가 넓은 빈티지 스피커를 매칭했을 때, 타악기의 탄력 있는 타격감과 관악기의 따스한 잔향이 극대화되어 마치 남미의 작은 야외 카페에 앉아 있는 듯한 공감각적 착각을 불러일으킵니다.</w:t>
       </w:r>
     </w:p>
     <w:p>
@@ -551,7 +570,7 @@
           <w:b w:val="0"/>
           <w:sz w:val="21"/>
         </w:rPr>
-        <w:t>디지털 음원으로는 결코 복각해낼 수 없는 아날로그 특유의 풍성한 다이내믹스와 시대의 공기가 담겨 있어, 월드 뮤직 및 라틴 레코드 컬렉터들에게 소장 그 자체로 큰 자부심을 안겨주는 음반입니다.</w:t>
+        <w:t>월드뮤직 및 라틴 레트로 사운드의 진귀한 보고이자, 오늘날 쉽게 찾아보기 힘든 오리지널 아날로그 프레싱의 밀도감을 소유할 수 있다는 점에서 LP 컬렉터에게 매우 각별한 가치를 지닙니다.</w:t>
       </w:r>
     </w:p>
     <w:p>
@@ -565,7 +584,7 @@
           <w:color w:val="4338CA"/>
           <w:sz w:val="21"/>
         </w:rPr>
-        <w:t>이 음반을 통해 라틴 아메리카의 순수한 열정과 아날로그 사운드가 전해주는 감동을 다시 한번 경험해 보시는 것은 어떨까요?</w:t>
+        <w:t>이 음반을 통해 한 잔의 그윽한 커피처럼 마음을 따스하게 덥혀주는 라틴 선율이 전해주는 감동을 다시 한번 경험해 보시는 것은 어떨까요?</w:t>
       </w:r>
     </w:p>
     <w:sectPr>
